--- a/assets/LISI_DAYS_Programme.docx
+++ b/assets/LISI_DAYS_Programme.docx
@@ -4858,6 +4858,20 @@
     </w:p>
     <w:p>
       <w:pPr>
+        <w:pBdr>
+          <w:top w:val="single" w:sz="6" w:space="1" w:color="2E75B6"/>
+        </w:pBdr>
+        <w:spacing w:before="400"/>
+        <w:ind w:left="720"/>
+        <w:rPr>
+          <w:color w:val="777777"/>
+          <w:sz w:val="16"/>
+          <w:szCs w:val="16"/>
+        </w:rPr>
+      </w:pPr>
+    </w:p>
+    <w:p>
+      <w:pPr>
         <w:pStyle w:val="En-tte"/>
         <w:spacing w:line="480" w:lineRule="auto"/>
       </w:pPr>
@@ -4932,7 +4946,6 @@
                 <w:sz w:val="20"/>
                 <w:szCs w:val="20"/>
               </w:rPr>
-              <w:lastRenderedPageBreak/>
               <w:t>08h30 – 09h00</w:t>
             </w:r>
           </w:p>
@@ -5199,37 +5212,17 @@
                 <w:sz w:val="20"/>
                 <w:szCs w:val="20"/>
               </w:rPr>
-              <w:t>09h00 – 1</w:t>
-            </w:r>
-            <w:r>
-              <w:rPr>
-                <w:b/>
-                <w:bCs/>
-                <w:color w:val="1F4E79"/>
-                <w:sz w:val="20"/>
-                <w:szCs w:val="20"/>
-              </w:rPr>
-              <w:t>3</w:t>
-            </w:r>
-            <w:r>
-              <w:rPr>
-                <w:b/>
-                <w:bCs/>
-                <w:color w:val="1F4E79"/>
-                <w:sz w:val="20"/>
-                <w:szCs w:val="20"/>
-              </w:rPr>
-              <w:t>h</w:t>
-            </w:r>
-            <w:r>
-              <w:rPr>
-                <w:b/>
-                <w:bCs/>
-                <w:color w:val="1F4E79"/>
-                <w:sz w:val="20"/>
-                <w:szCs w:val="20"/>
-              </w:rPr>
-              <w:t>55</w:t>
+              <w:t xml:space="preserve">09h00 – </w:t>
+            </w:r>
+            <w:r>
+              <w:rPr>
+                <w:b/>
+                <w:bCs/>
+                <w:color w:val="1F4E79"/>
+                <w:sz w:val="20"/>
+                <w:szCs w:val="20"/>
+              </w:rPr>
+              <w:t>14h15</w:t>
             </w:r>
           </w:p>
         </w:tc>
@@ -7313,7 +7306,15 @@
                 <w:sz w:val="20"/>
                 <w:szCs w:val="20"/>
               </w:rPr>
-              <w:t xml:space="preserve"> (Étude et proposition de modèles neuronales pour la reconnaissance et la classification des documents et images)</w:t>
+              <w:t xml:space="preserve"> (Étude et proposition de modèles neuronales pour la </w:t>
+            </w:r>
+            <w:r>
+              <w:rPr>
+                <w:sz w:val="20"/>
+                <w:szCs w:val="20"/>
+              </w:rPr>
+              <w:lastRenderedPageBreak/>
+              <w:t>reconnaissance et la classification des documents et images)</w:t>
             </w:r>
           </w:p>
         </w:tc>
@@ -7345,6 +7346,7 @@
                 <w:szCs w:val="20"/>
                 <w:lang w:val="en-ZA"/>
               </w:rPr>
+              <w:lastRenderedPageBreak/>
               <w:t>Mohamed LAFHAM</w:t>
             </w:r>
             <w:r>
@@ -7589,7 +7591,6 @@
             <w:vMerge/>
             <w:tcBorders>
               <w:left w:val="single" w:sz="1" w:space="0" w:color="CCCCCC"/>
-              <w:bottom w:val="single" w:sz="1" w:space="0" w:color="CCCCCC"/>
               <w:right w:val="single" w:sz="1" w:space="0" w:color="CCCCCC"/>
             </w:tcBorders>
             <w:shd w:val="clear" w:color="auto" w:fill="EBF3FB"/>
@@ -7748,13 +7749,13 @@
       </w:tr>
       <w:tr>
         <w:trPr>
-          <w:trHeight w:val="271"/>
+          <w:trHeight w:val="267"/>
         </w:trPr>
         <w:tc>
           <w:tcPr>
             <w:tcW w:w="1831" w:type="dxa"/>
-            <w:tcBorders>
-              <w:top w:val="single" w:sz="1" w:space="0" w:color="CCCCCC"/>
+            <w:vMerge/>
+            <w:tcBorders>
               <w:left w:val="single" w:sz="1" w:space="0" w:color="CCCCCC"/>
               <w:bottom w:val="single" w:sz="1" w:space="0" w:color="CCCCCC"/>
               <w:right w:val="single" w:sz="1" w:space="0" w:color="CCCCCC"/>
@@ -7770,6 +7771,235 @@
           </w:tcPr>
           <w:p>
             <w:pPr>
+              <w:rPr>
+                <w:b/>
+                <w:bCs/>
+                <w:color w:val="1F4E79"/>
+                <w:sz w:val="20"/>
+                <w:szCs w:val="20"/>
+              </w:rPr>
+            </w:pPr>
+          </w:p>
+        </w:tc>
+        <w:tc>
+          <w:tcPr>
+            <w:tcW w:w="1970" w:type="dxa"/>
+            <w:tcBorders>
+              <w:top w:val="single" w:sz="1" w:space="0" w:color="CCCCCC"/>
+              <w:left w:val="single" w:sz="1" w:space="0" w:color="CCCCCC"/>
+              <w:bottom w:val="single" w:sz="1" w:space="0" w:color="CCCCCC"/>
+              <w:right w:val="single" w:sz="1" w:space="0" w:color="CCCCCC"/>
+            </w:tcBorders>
+            <w:shd w:val="clear" w:color="auto" w:fill="FFFFFF"/>
+            <w:tcMar>
+              <w:top w:w="100" w:type="dxa"/>
+              <w:left w:w="140" w:type="dxa"/>
+              <w:bottom w:w="100" w:type="dxa"/>
+              <w:right w:w="140" w:type="dxa"/>
+            </w:tcMar>
+            <w:vAlign w:val="center"/>
+          </w:tcPr>
+          <w:p>
+            <w:pPr>
+              <w:rPr>
+                <w:sz w:val="20"/>
+                <w:szCs w:val="20"/>
+              </w:rPr>
+            </w:pPr>
+            <w:r>
+              <w:rPr>
+                <w:sz w:val="20"/>
+                <w:szCs w:val="20"/>
+              </w:rPr>
+              <w:t>13h</w:t>
+            </w:r>
+            <w:r>
+              <w:rPr>
+                <w:sz w:val="20"/>
+                <w:szCs w:val="20"/>
+              </w:rPr>
+              <w:t>5</w:t>
+            </w:r>
+            <w:r>
+              <w:rPr>
+                <w:sz w:val="20"/>
+                <w:szCs w:val="20"/>
+              </w:rPr>
+              <w:t xml:space="preserve">5 </w:t>
+            </w:r>
+            <w:r>
+              <w:rPr>
+                <w:sz w:val="20"/>
+                <w:szCs w:val="20"/>
+              </w:rPr>
+              <w:sym w:font="Wingdings" w:char="F0E0"/>
+            </w:r>
+            <w:r>
+              <w:rPr>
+                <w:sz w:val="20"/>
+                <w:szCs w:val="20"/>
+              </w:rPr>
+              <w:t xml:space="preserve"> 1</w:t>
+            </w:r>
+            <w:r>
+              <w:rPr>
+                <w:sz w:val="20"/>
+                <w:szCs w:val="20"/>
+              </w:rPr>
+              <w:t>4</w:t>
+            </w:r>
+            <w:r>
+              <w:rPr>
+                <w:sz w:val="20"/>
+                <w:szCs w:val="20"/>
+              </w:rPr>
+              <w:t>h</w:t>
+            </w:r>
+            <w:r>
+              <w:rPr>
+                <w:sz w:val="20"/>
+                <w:szCs w:val="20"/>
+              </w:rPr>
+              <w:t>1</w:t>
+            </w:r>
+            <w:r>
+              <w:rPr>
+                <w:sz w:val="20"/>
+                <w:szCs w:val="20"/>
+              </w:rPr>
+              <w:t>5</w:t>
+            </w:r>
+          </w:p>
+        </w:tc>
+        <w:tc>
+          <w:tcPr>
+            <w:tcW w:w="3802" w:type="dxa"/>
+            <w:tcBorders>
+              <w:top w:val="single" w:sz="1" w:space="0" w:color="CCCCCC"/>
+              <w:left w:val="single" w:sz="1" w:space="0" w:color="CCCCCC"/>
+              <w:bottom w:val="single" w:sz="1" w:space="0" w:color="CCCCCC"/>
+              <w:right w:val="single" w:sz="1" w:space="0" w:color="CCCCCC"/>
+            </w:tcBorders>
+            <w:shd w:val="clear" w:color="auto" w:fill="FFFFFF"/>
+            <w:vAlign w:val="center"/>
+          </w:tcPr>
+          <w:p>
+            <w:pPr>
+              <w:rPr>
+                <w:b/>
+                <w:bCs/>
+                <w:sz w:val="20"/>
+                <w:szCs w:val="20"/>
+                <w:lang w:val="en-US"/>
+              </w:rPr>
+            </w:pPr>
+            <w:r>
+              <w:rPr>
+                <w:b/>
+                <w:bCs/>
+                <w:sz w:val="20"/>
+                <w:szCs w:val="20"/>
+                <w:lang w:val="en-US"/>
+              </w:rPr>
+              <w:t xml:space="preserve">Hanan </w:t>
+            </w:r>
+            <w:proofErr w:type="spellStart"/>
+            <w:r>
+              <w:rPr>
+                <w:b/>
+                <w:bCs/>
+                <w:sz w:val="20"/>
+                <w:szCs w:val="20"/>
+                <w:lang w:val="en-US"/>
+              </w:rPr>
+              <w:t>Moufid</w:t>
+            </w:r>
+            <w:proofErr w:type="spellEnd"/>
+            <w:r>
+              <w:rPr>
+                <w:b/>
+                <w:bCs/>
+                <w:sz w:val="20"/>
+                <w:szCs w:val="20"/>
+                <w:lang w:val="en-US"/>
+              </w:rPr>
+              <w:t xml:space="preserve"> </w:t>
+            </w:r>
+            <w:r>
+              <w:rPr>
+                <w:sz w:val="20"/>
+                <w:szCs w:val="20"/>
+                <w:lang w:val="en-US"/>
+              </w:rPr>
+              <w:t>(</w:t>
+            </w:r>
+            <w:r>
+              <w:rPr>
+                <w:sz w:val="20"/>
+                <w:szCs w:val="20"/>
+                <w:lang w:val="en-US"/>
+              </w:rPr>
+              <w:t>Using IA for Cyberattack Detection and Prevention</w:t>
+            </w:r>
+            <w:r>
+              <w:rPr>
+                <w:sz w:val="20"/>
+                <w:szCs w:val="20"/>
+                <w:lang w:val="en-US"/>
+              </w:rPr>
+              <w:t>)</w:t>
+            </w:r>
+          </w:p>
+        </w:tc>
+        <w:tc>
+          <w:tcPr>
+            <w:tcW w:w="3521" w:type="dxa"/>
+            <w:tcBorders>
+              <w:top w:val="single" w:sz="1" w:space="0" w:color="CCCCCC"/>
+              <w:left w:val="single" w:sz="1" w:space="0" w:color="CCCCCC"/>
+              <w:bottom w:val="single" w:sz="1" w:space="0" w:color="CCCCCC"/>
+              <w:right w:val="single" w:sz="1" w:space="0" w:color="CCCCCC"/>
+            </w:tcBorders>
+            <w:shd w:val="clear" w:color="auto" w:fill="FFFFFF"/>
+            <w:vAlign w:val="center"/>
+          </w:tcPr>
+          <w:p>
+            <w:pPr>
+              <w:rPr>
+                <w:b/>
+                <w:bCs/>
+                <w:sz w:val="20"/>
+                <w:szCs w:val="20"/>
+                <w:lang w:val="en-ZA"/>
+              </w:rPr>
+            </w:pPr>
+          </w:p>
+        </w:tc>
+      </w:tr>
+      <w:tr>
+        <w:trPr>
+          <w:trHeight w:val="271"/>
+        </w:trPr>
+        <w:tc>
+          <w:tcPr>
+            <w:tcW w:w="1831" w:type="dxa"/>
+            <w:tcBorders>
+              <w:top w:val="single" w:sz="1" w:space="0" w:color="CCCCCC"/>
+              <w:left w:val="single" w:sz="1" w:space="0" w:color="CCCCCC"/>
+              <w:bottom w:val="single" w:sz="1" w:space="0" w:color="CCCCCC"/>
+              <w:right w:val="single" w:sz="1" w:space="0" w:color="CCCCCC"/>
+            </w:tcBorders>
+            <w:shd w:val="clear" w:color="auto" w:fill="EBF3FB"/>
+            <w:tcMar>
+              <w:top w:w="100" w:type="dxa"/>
+              <w:left w:w="140" w:type="dxa"/>
+              <w:bottom w:w="100" w:type="dxa"/>
+              <w:right w:w="140" w:type="dxa"/>
+            </w:tcMar>
+            <w:vAlign w:val="center"/>
+          </w:tcPr>
+          <w:p>
+            <w:pPr>
               <w:jc w:val="center"/>
             </w:pPr>
             <w:r>
@@ -7810,7 +8040,7 @@
                 <w:sz w:val="20"/>
                 <w:szCs w:val="20"/>
               </w:rPr>
-              <w:t>00</w:t>
+              <w:t>15</w:t>
             </w:r>
             <w:r>
               <w:rPr>
@@ -7850,7 +8080,7 @@
                 <w:sz w:val="20"/>
                 <w:szCs w:val="20"/>
               </w:rPr>
-              <w:t>00</w:t>
+              <w:t>10</w:t>
             </w:r>
           </w:p>
         </w:tc>
@@ -7960,7 +8190,17 @@
                 <w:sz w:val="20"/>
                 <w:szCs w:val="20"/>
               </w:rPr>
-              <w:t>00</w:t>
+              <w:t>1</w:t>
+            </w:r>
+            <w:r>
+              <w:rPr>
+                <w:b/>
+                <w:bCs/>
+                <w:color w:val="1F4E79"/>
+                <w:sz w:val="20"/>
+                <w:szCs w:val="20"/>
+              </w:rPr>
+              <w:t>0</w:t>
             </w:r>
             <w:r>
               <w:rPr>
